--- a/Bases de Datos II/Kit docente/Clase 4/Solucion Taller Clase 4 - VetCare.docx
+++ b/Bases de Datos II/Kit docente/Clase 4/Solucion Taller Clase 4 - VetCare.docx
@@ -9670,7 +9670,7 @@
                 <w:color w:val="111111"/>
                 <w:sz w:val="19"/>
               </w:rPr>
-              <w:t>pg_dump -Fc -d vetcare -f vetcare_AAAAMMDD.dump</w:t>
+              <w:t>pg_dump -Fc -d clinica -f clinica_AAAAMMDD.dump</w:t>
             </w:r>
             <w:r>
               <w:rPr>
@@ -10519,7 +10519,7 @@
           <w:color w:val="111111"/>
           <w:sz w:val="21"/>
         </w:rPr>
-        <w:t>createdb vetcare_restore_AAAAMMDD</w:t>
+        <w:t>createdb clinica_restore_AAAAMMDD</w:t>
       </w:r>
       <w:r>
         <w:rPr>
@@ -10541,7 +10541,7 @@
           <w:color w:val="111111"/>
           <w:sz w:val="21"/>
         </w:rPr>
-        <w:t>psql -d vetcare_restore_AAAAMMDD -f roles_AAAAMMDD.sql</w:t>
+        <w:t>psql -d clinica_restore_AAAAMMDD -f roles_AAAAMMDD.sql</w:t>
       </w:r>
       <w:r>
         <w:rPr>
@@ -10580,7 +10580,7 @@
           <w:color w:val="111111"/>
           <w:sz w:val="21"/>
         </w:rPr>
-        <w:t>pg_restore -d vetcare_restore_AAAAMMDD vetcare_AAAAMMDD.dump</w:t>
+        <w:t>pg_restore -d clinica_restore_AAAAMMDD clinica_AAAAMMDD.dump</w:t>
       </w:r>
       <w:r>
         <w:rPr>
@@ -10631,7 +10631,7 @@
           <w:color w:val="111111"/>
           <w:sz w:val="21"/>
         </w:rPr>
-        <w:t>dropdb vetcare_restore_AAAAMMDD</w:t>
+        <w:t>dropdb clinica_restore_AAAAMMDD</w:t>
       </w:r>
       <w:r>
         <w:rPr>

--- a/Bases de Datos II/Kit docente/Clase 4/Solucion Taller Clase 4 - VetCare.docx
+++ b/Bases de Datos II/Kit docente/Clase 4/Solucion Taller Clase 4 - VetCare.docx
@@ -11008,7 +11008,7 @@
           <w:color w:val="4A4A49"/>
           <w:sz w:val="22"/>
         </w:rPr>
-        <w:t>No cubre el borrado correcto pero indeseado.</w:t>
+        <w:t>No cubre el borrado correcto pero no deseado.</w:t>
       </w:r>
       <w:r>
         <w:rPr>
